--- a/EBA-FFD_ICECCE2026_Paper.docx
+++ b/EBA-FFD_ICECCE2026_Paper.docx
@@ -32,13 +32,14 @@
         </w:tblBorders>
       </w:tblPr>
       <w:tblGrid>
-        <w:gridCol w:w="4860"/>
-        <w:gridCol w:w="4860"/>
+        <w:gridCol w:w="3240"/>
+        <w:gridCol w:w="3240"/>
+        <w:gridCol w:w="3240"/>
       </w:tblGrid>
       <w:tr>
         <w:tc>
           <w:tcPr>
-            <w:tcW w:type="dxa" w:w="4860"/>
+            <w:tcW w:type="dxa" w:w="3240"/>
             <w:tcBorders>
               <w:top w:val="none"/>
               <w:left w:val="none"/>
@@ -106,7 +107,7 @@
         </w:tc>
         <w:tc>
           <w:tcPr>
-            <w:tcW w:type="dxa" w:w="4860"/>
+            <w:tcW w:type="dxa" w:w="3240"/>
             <w:tcBorders>
               <w:top w:val="none"/>
               <w:left w:val="none"/>
@@ -172,11 +173,9 @@
             </w:r>
           </w:p>
         </w:tc>
-      </w:tr>
-      <w:tr>
-        <w:tc>
-          <w:tcPr>
-            <w:tcW w:type="dxa" w:w="4860"/>
+        <w:tc>
+          <w:tcPr>
+            <w:tcW w:type="dxa" w:w="3240"/>
             <w:tcBorders>
               <w:top w:val="none"/>
               <w:left w:val="none"/>
@@ -238,75 +237,7 @@
                 <w:sz w:val="18"/>
                 <w:szCs w:val="18"/>
               </w:rPr>
-              <w:t xml:space="preserve">Swarnalata.bollavarapu@placeholder.com</w:t>
-            </w:r>
-          </w:p>
-        </w:tc>
-        <w:tc>
-          <w:tcPr>
-            <w:tcW w:type="dxa" w:w="4860"/>
-            <w:tcBorders>
-              <w:top w:val="none"/>
-              <w:left w:val="none"/>
-              <w:bottom w:val="none"/>
-              <w:right w:val="none"/>
-            </w:tcBorders>
-            <w:tcMar>
-              <w:top w:type="dxa" w:w="60"/>
-              <w:left w:type="dxa" w:w="60"/>
-              <w:bottom w:type="dxa" w:w="60"/>
-              <w:right w:type="dxa" w:w="60"/>
-            </w:tcMar>
-          </w:tcPr>
-          <w:p>
-            <w:pPr>
-              <w:spacing w:after="40"/>
-              <w:jc w:val="center"/>
-            </w:pPr>
-            <w:r>
-              <w:rPr>
-                <w:rFonts w:ascii="Times New Roman" w:cs="Times New Roman" w:eastAsia="Times New Roman" w:hAnsi="Times New Roman"/>
-                <w:b/>
-                <w:bCs/>
-                <w:sz w:val="20"/>
-                <w:szCs w:val="20"/>
-              </w:rPr>
-              <w:t xml:space="preserve">4th Shakila Shaikh</w:t>
-            </w:r>
-            <w:r>
-              <w:br/>
-            </w:r>
-            <w:r>
-              <w:rPr>
-                <w:rFonts w:ascii="Times New Roman" w:cs="Times New Roman" w:eastAsia="Times New Roman" w:hAnsi="Times New Roman"/>
-                <w:i/>
-                <w:iCs/>
-                <w:sz w:val="18"/>
-                <w:szCs w:val="18"/>
-              </w:rPr>
-              <w:t xml:space="preserve">Mukesh Patel School of Technology Management &amp; Engineering, SVKM's NMIMS</w:t>
-            </w:r>
-            <w:r>
-              <w:br/>
-            </w:r>
-            <w:r>
-              <w:rPr>
-                <w:rFonts w:ascii="Times New Roman" w:cs="Times New Roman" w:eastAsia="Times New Roman" w:hAnsi="Times New Roman"/>
-                <w:sz w:val="18"/>
-                <w:szCs w:val="18"/>
-              </w:rPr>
-              <w:t xml:space="preserve">Mumbai, India</w:t>
-            </w:r>
-            <w:r>
-              <w:br/>
-            </w:r>
-            <w:r>
-              <w:rPr>
-                <w:rFonts w:ascii="Times New Roman" w:cs="Times New Roman" w:eastAsia="Times New Roman" w:hAnsi="Times New Roman"/>
-                <w:sz w:val="18"/>
-                <w:szCs w:val="18"/>
-              </w:rPr>
-              <w:t xml:space="preserve">shakilashaikh@placeholder.com</w:t>
+              <w:t xml:space="preserve">Swarnalata.B@nmims.edu</w:t>
             </w:r>
           </w:p>
         </w:tc>

--- a/EBA-FFD_ICECCE2026_Paper.docx
+++ b/EBA-FFD_ICECCE2026_Paper.docx
@@ -284,7 +284,7 @@
           <w:sz w:val="20"/>
           <w:szCs w:val="20"/>
         </w:rPr>
-        <w:t xml:space="preserve">Banks know a fraud ring rarely stops at one institution, but regulation keeps each bank's transaction data locked inside it — so we built EBA-FFD to test whether federated learning could let banks collaborate without ever sharing raw data, under a real, formally accounted privacy budget rather than a heuristic approximation. Two findings then reshaped the design. First, a bank whose data quality degrades mid-training — through a local fault or a fraud ring shifting tactics — could quietly poison the shared model, so we added an aggregation rule that reads each bank's training behavior and damps its influence the moment it looks wrong, without excluding it outright. Second, evaluating at full scale (100% of the ULB dataset, three seeds, up to 32 banks) revealed a real utility gap against a non-private baseline (F1 0.79 vs 0.83, p = 0.012) that a smaller pilot run had missed entirely. The resulting system holds F1 at 0.66 under sustained drift, where standard federated averaging collapses to 0.23 — and, in a final twist, a simpler classifier than the one we originally designed turned out to work best.</w:t>
+        <w:t xml:space="preserve">Banks know a fraud ring rarely stops at one institution, but regulation keeps each bank's transaction data locked inside it — so we built EBA-FFD to test whether federated learning could let banks collaborate without ever sharing raw data, under a real, formally accounted privacy budget rather than a heuristic approximation. Two findings then reshaped the design. First, a bank whose data quality degrades mid-training — through a local fault or a fraud ring shifting tactics — could quietly poison the shared model, so we added an aggregation rule that reads each bank's training behavior and damps its influence the moment it looks wrong, without excluding it outright. Second, evaluating at full scale (100% of the ULB dataset, three seeds, up to 32 banks) revealed a real utility gap against a non-private baseline (F1 0.79 vs 0.83, p = 0.012) that a smaller pilot run had missed entirely. The resulting system holds F1 at 0.66 under sustained drift, where standard federated averaging collapses to 0.23; a plain multi-layer perceptron, simpler than the classifier we originally designed, turned out to work best, and a follow-up ablation indicates replacing our Focal Loss objective with plain binary cross-entropy would raise F1 further still, a change we recommend for the next full evaluation rather than one already reflected in the headline numbers below.</w:t>
       </w:r>
     </w:p>
     <w:p>
@@ -447,7 +447,7 @@
           <w:sz w:val="20"/>
           <w:szCs w:val="20"/>
         </w:rPr>
-        <w:t xml:space="preserve">An architecture and loss function empirically right-sized for this DP-SGD noise regime: a plain multi-layer perceptron (MLP) with binary cross-entropy (BCE) loss, confirmed at full scale to beat convolutional and recurrent alternatives.</w:t>
+        <w:t xml:space="preserve">An architecture empirically right-sized for this DP-SGD noise regime: a plain multi-layer perceptron (MLP), confirmed at full scale to beat convolutional and recurrent alternatives; a further ablation indicates plain binary cross-entropy (BCE) would outperform our current Focal Loss objective, a change recommended for the system's next full evaluation.</w:t>
       </w:r>
     </w:p>
     <w:p>
@@ -573,7 +573,7 @@
           <w:sz w:val="20"/>
           <w:szCs w:val="20"/>
         </w:rPr>
-        <w:t xml:space="preserve">SMOTE [13] and KMeans-SMOTE [14] generate synthetic minority examples; we follow with Edited Nearest Neighbours (ENN) cleaning [15]. Focal Loss [16] down-weights easy examples, but we found it net-harmful once balancing already handles imbalance at full scale (Section V). Concept drift is surveyed by Gama et al. [18]; the Page-Hinkley (PH) test [17] it catalogues is our drift-detection mechanism, chosen since it costs no extra privacy. Blanchard et al. [19] propose Krum, which excludes the most suspect client each round — our rule damps a drifting client's weight instead of excluding it.</w:t>
+        <w:t xml:space="preserve">SMOTE [13] and KMeans-SMOTE [14] generate synthetic minority examples; we follow with Edited Nearest Neighbours (ENN) cleaning [15]. Focal Loss [16] down-weights easy examples and is EBA-FFD's current training objective, though an ablation (Section V) suggests it may be net-harmful once balancing already handles imbalance at full scale. Concept drift is surveyed by Gama et al. [18]; the Page-Hinkley (PH) test [17] it catalogues is our drift-detection mechanism, chosen since it needs no additional query against private client data beyond the training loss already computed — though, as we discuss in Section VI, that loss signal itself has not been formally analyzed under our DP accounting. Blanchard et al. [19] propose Krum, which excludes the most suspect client each round — our rule damps a drifting client's weight instead of excluding it.</w:t>
       </w:r>
     </w:p>
     <w:p>
@@ -604,7 +604,7 @@
           <w:sz w:val="20"/>
           <w:szCs w:val="20"/>
         </w:rPr>
-        <w:t xml:space="preserve">EBA-FFD combines five components — non-IID partitioning, local class balancing, a right-sized classifier, DP-SGD local training, and drift-aware adaptive aggregation — into one federated pipeline rather than five independent add-ons. Fig. 1 shows the resulting per-round architecture: each bank balances and trains locally under DP-SGD and reports its updated weights and mean training loss; the server runs a PH test on each client's loss to compute a trust score, aggregates updates weighted by dataset size times trust, and broadcasts the updated global model back for the next round. This architecture is designed so that every stage a bank's data passes through — balancing, training, and the only value that ever leaves the bank (its DP-noised weight update and scalar loss) — stays inside that bank's own boundary, with the server never seeing anything but already-noised, already-aggregated information.</w:t>
+        <w:t xml:space="preserve">EBA-FFD combines five components — non-IID partitioning, local class balancing, a right-sized classifier, DP-SGD local training, and drift-aware adaptive aggregation — into one federated pipeline rather than five independent add-ons. Fig. 1 shows the resulting per-round architecture: each bank balances and trains locally under DP-SGD and reports its updated weights and mean training loss; the server runs a PH test on each client's loss to compute a trust score, aggregates updates weighted by dataset size times trust, and broadcasts the updated global model back for the next round. Raw transaction data never leaves a bank at any stage — only two values do: the DP-SGD-protected weight update, which carries a formal (ε, δ) guarantee, and a scalar training loss used solely for drift detection, whose own privacy treatment is scoped separately in Section III.F and discussed as a limitation in Section VI.</w:t>
       </w:r>
     </w:p>
     <w:p>
@@ -754,7 +754,7 @@
           <w:sz w:val="20"/>
           <w:szCs w:val="20"/>
         </w:rPr>
-        <w:t xml:space="preserve">Each client independently balances its local training data every round using KMeans-SMOTE, falling back to plain SMOTE for clients whose cluster structure is too small, followed by ENN cleaning. This step never leaves the client and does not touch the DP-SGD privacy budget.</w:t>
+        <w:t xml:space="preserve">Each client independently balances its local training data every round using KMeans-SMOTE, falling back to plain SMOTE for clients whose cluster structure is too small, followed by ENN cleaning. This step never leaves the client, so no additional DP-SGD noise or privacy-budget expenditure is triggered by it. It does not, however, automatically preserve DP-SGD's per-example sensitivity assumptions: SMOTE-style oversampling interpolates between real neighbors, so a single original record can influence more than one synthetic training example. We have not formally re-derived per-sample sensitivity bounds for DP-SGD under this data-dependent transformation, and flag this as an open methodological question rather than a solved one (Section VI).</w:t>
       </w:r>
     </w:p>
     <w:p>
@@ -820,7 +820,7 @@
           <w:sz w:val="20"/>
           <w:szCs w:val="20"/>
         </w:rPr>
-        <w:t xml:space="preserve">Training originally used Focal Loss (α = 0.25, γ = 2.0). At pilot scale this made no measurable difference against plain BCE. At full scale, plain BCE outperformed Focal Loss (F1 0.82 vs 0.79, recall 0.79 vs 0.75) — the largest gain in the entire ablation table. We interpret this as KMeans-SMOTE/ENN balancing already handling the imbalance problem Focal Loss was meant to address once enough real data is available. EBA-FFD now uses plain BCE by default; Focal Loss is retained as an ablation arm.</w:t>
+        <w:t xml:space="preserve">EBA-FFD trains with Focal Loss (α = 0.25, γ = 2.0), and every result in Section V — including the headline comparison, drift, and scaling tables — was measured with this configuration. We flag this loss choice for revision, however: a stationary ablation swapping in plain BCE while holding every other component fixed showed BCE outperforming Focal Loss at full data scale (F1 0.82 vs 0.79, recall 0.79 vs 0.75, Table III) — the single largest gain in the entire ablation study, and a reversal of the pilot-scale result, which had shown no measurable difference between the two. We interpret this as KMeans-SMOTE/ENN balancing already handling the imbalance problem Focal Loss was meant to address once enough real data is available. We recommend BCE as the default for the system's next full-scale evaluation; only the stationary ablation in Table III has actually been measured under BCE, so we have not substituted it into the headline results here, to avoid reporting numbers under a configuration the rest of the paper was not evaluated under.</w:t>
       </w:r>
     </w:p>
     <w:p>
@@ -886,7 +886,7 @@
           <w:sz w:val="20"/>
           <w:szCs w:val="20"/>
         </w:rPr>
-        <w:t xml:space="preserve">Each client's mean local training loss is fed into a per-client PH statistic [17]. A client whose cumulative deviation from its running mean loss exceeds a threshold is flagged as drifting, and its aggregation weight is scaled by a trust factor that decays smoothly with drift severity (steepness β = 2.0) but never falls below a floor (trust_min = 0.20). With every client's trust fixed at 1.0, this rule reduces exactly to vanilla FedAvg, which is therefore both the no-adaptation ablation arm and an independent baseline.</w:t>
+        <w:t xml:space="preserve">Each client's mean local training loss is fed into a per-client PH statistic [17]. A client whose cumulative deviation from its running mean loss exceeds a threshold is flagged as drifting, and its aggregation weight is scaled by a trust factor that decays smoothly with drift severity (steepness β = 2.0) but never falls below a floor (trust_min = 0.20). With every client's trust fixed at 1.0, this rule reduces exactly to vanilla FedAvg, which is therefore both the no-adaptation ablation arm and an independent baseline. This scalar loss is computed directly from the client's real local batches and is not itself passed through the DP-SGD noise mechanism that protects the model weight update; unlike the weight update, its release to the server has not been formally analyzed under the (ε, δ) framework in this work, and we scope our privacy claim accordingly (Section VI).</w:t>
       </w:r>
     </w:p>
     <w:p>
@@ -1100,7 +1100,7 @@
           <w:sz w:val="20"/>
           <w:szCs w:val="20"/>
         </w:rPr>
-        <w:t xml:space="preserve">Every configuration runs across three seeds, controlling both data partition and model initialization. Table I reports mean ± standard deviation with a paired Wilcoxon signed-rank test on F1 against EBA-FFD as reference. Three seeds is the minimum for a non-degenerate paired test and should be read as an initial significance signal.</w:t>
+        <w:t xml:space="preserve">Every configuration runs across three seeds, controlling both data partition and model initialization. Table I reports mean ± standard deviation with a paired t-test on F1 against EBA-FFD as reference, paired on seed so that both methods are compared on identical data partitions and initializations. We use the t-test rather than the Wilcoxon signed-rank test because an exact Wilcoxon test at n = 3 cannot produce a two-sided p-value below 0.25 regardless of effect size, making it uninformative at this sample size; we also computed Wilcoxon statistics internally and confirmed they were, as expected, non-significant throughout. The t-test result itself rests on a normality assumption that three paired observations cannot verify, so the reported p-values should be read as an initial significance signal rather than a definitive test, pending a larger seed count.</w:t>
       </w:r>
     </w:p>
     <w:p>
@@ -1176,7 +1176,7 @@
           <w:sz w:val="20"/>
           <w:szCs w:val="20"/>
         </w:rPr>
-        <w:t xml:space="preserve">EBA-FFD attains F1 = 0.79 under formal (ε = 3.0, δ = 1×10⁻⁵)-DP. At full scale this is significantly below centralized XGBoost (F1 = 0.83, PR-AUC = 0.86; p = 0.012) — a real, quantifiable cost of privacy plus non-IID federation. This differs from an earlier pilot-scale evaluation in which the same comparison was not statistically distinguishable, since the full-scale run has more statistical power. EBA-FFD significantly outperforms a local-only bank (F1 = 0.77, p = 0.034), confirming federated collaboration earns its keep despite privacy's real cost, and is statistically indistinguishable from FedProx at matched ε (p = 0.423).</w:t>
+        <w:t xml:space="preserve">EBA-FFD attains F1 = 0.79 under formal (ε = 3.0, δ = 1×10⁻⁵)-DP. At full scale this is significantly below centralized XGBoost (F1 = 0.83, PR-AUC = 0.86; p = 0.012) — a real, quantifiable cost of privacy plus non-IID federation. This differs from an earlier pilot-scale evaluation in which the same comparison was not statistically distinguishable, since the full-scale run has more statistical power. EBA-FFD significantly outperforms a local-only bank (F1 = 0.77, p = 0.034), confirming federated collaboration earns its keep despite privacy's real cost, and is statistically indistinguishable from FedProx at matched ε (p = 0.423). EBA-FFD and FedAvg + DP report identical figures in Table I by construction, not coincidence: under stationary conditions no client is ever flagged as drifting, every trust score stays at 1.0, and the adaptive aggregation rule in Section III.F reduces exactly to vanilla FedAvg; the two rows diverge only under the injected-drift condition (Table IV).</w:t>
       </w:r>
     </w:p>
     <w:p>
@@ -2898,7 +2898,7 @@
           <w:sz w:val="20"/>
           <w:szCs w:val="20"/>
         </w:rPr>
-        <w:t xml:space="preserve">Table II reports per-bank privacy calibration. Bank sizes are markedly skewed (Bank 3 holds 218,467 of roughly 264,000 rows, about 83% of the federation's data), and smaller banks (Bank 0, 2,212 samples) require a larger noise multiplier for the same target ε.</w:t>
+        <w:t xml:space="preserve">Table II reports per-bank privacy calibration. Bank sizes are markedly skewed (Bank 3 holds 218,467 of roughly 264,000 rows, about 83% of the federation's data), and smaller banks (Bank 0, 2,212 samples) require a larger noise multiplier for the same target ε. Bank 1's realized ε (3.014) lands slightly above the 3.0 target: σ is solved via Opacus's bounded search over its RDP accountant, which has a small tolerance and can settle marginally above or below the exact target rather than hitting it precisely — an expected artifact of the calibration procedure, not a violation of the accounting.</w:t>
       </w:r>
     </w:p>
     <w:p>
@@ -3969,7 +3969,7 @@
           <w:sz w:val="20"/>
           <w:szCs w:val="20"/>
         </w:rPr>
-        <w:t xml:space="preserve">Removing KMeans-SMOTE/ENN balancing drops F1 from 0.79 to 0.74 (ΔF1 −0.06), far smaller than the −0.72 seen at pilot scale, since full data volume leaves enough real fraud examples per client. Architecture ordering from Section III.C holds, with a narrower margin than at pilot scale. The largest positive finding is the loss-function result: adding Focal Loss back costs 0.02 F1, the biggest lever in the table. The − Differential privacy row shows a small negative effect (ΔF1 −0.01), attributed to high variance in that arm (three seeds) rather than a stable effect. Adaptive aggregation shows ΔF1 = 0.00 here since, absent drift, it is mathematically identical to vanilla FedAvg.</w:t>
+        <w:t xml:space="preserve">Removing KMeans-SMOTE/ENN balancing drops F1 from 0.79 to 0.74 (ΔF1 −0.06), far smaller than the −0.72 seen at pilot scale, since full data volume leaves enough real fraud examples per client. Architecture ordering from Section III.C holds, with a narrower margin than at pilot scale. The largest single lever in the table is the loss-function result: removing Focal Loss in favor of plain BCE gains 0.02 F1 (Section III.D) — a change recommended for future work rather than already reflected in this reference row, which, like every other row in this table, uses Focal Loss. The − Differential privacy row shows a small negative effect (ΔF1 −0.01), attributed to high variance in that arm (three seeds) rather than a stable effect. Adaptive aggregation shows ΔF1 = 0.00 here since, absent drift, it is mathematically identical to vanilla FedAvg.</w:t>
       </w:r>
     </w:p>
     <w:p>
@@ -4242,7 +4242,7 @@
                 <w:sz w:val="14"/>
                 <w:szCs w:val="14"/>
               </w:rPr>
-              <w:t xml:space="preserve">Full system (MLP, no CNN/BiLSTM, BCE)</w:t>
+              <w:t xml:space="preserve">Full system (MLP, no CNN/BiLSTM, Focal Loss)</w:t>
             </w:r>
           </w:p>
         </w:tc>
@@ -5232,7 +5232,7 @@
                 <w:sz w:val="14"/>
                 <w:szCs w:val="14"/>
               </w:rPr>
-              <w:t xml:space="preserve">+ Focal Loss (discarded loss)</w:t>
+              <w:t xml:space="preserve">− Focal Loss (plain BCE)</w:t>
             </w:r>
           </w:p>
         </w:tc>
@@ -5814,7 +5814,7 @@
           <w:sz w:val="15"/>
           <w:szCs w:val="15"/>
         </w:rPr>
-        <w:t xml:space="preserve">* Labeled "+ Focal Loss" because BCE is now the default (Section III.D); a positive ΔF1 here means BCE (reference row) outperforms adding Focal Loss back.</w:t>
+        <w:t xml:space="preserve">* Focal Loss is the system's current default (Section III.D); a positive ΔF1 here means removing it in favor of plain BCE improves F1. This is the one row in this table not reflected in the reference system used elsewhere in this paper (Table I, IV, V) — see Section III.D.</w:t>
       </w:r>
     </w:p>
     <w:p>
@@ -7775,7 +7775,22 @@
           <w:sz w:val="20"/>
           <w:szCs w:val="20"/>
         </w:rPr>
-        <w:t xml:space="preserve">Two limitations remain. Three seeds is the minimum for a non-degenerate paired test, and a wider seed count would sharpen every number here, particularly the high-variance drift result. All results remain on one public dataset (Section IV.A); the systems-level findings are not dataset-specific claims, but have not been checked against a second dataset.</w:t>
+        <w:t xml:space="preserve">Our privacy claim requires precise scoping, which we give here rather than in the system description alone. The formal (ε, δ) guarantee in this paper covers the DP-SGD weight update only. Two other signals are not covered by that same analysis. First, the scalar training loss used for drift detection (Section III.F) is computed from real, un-noised local batches and released to the server every round; its own information leakage has not been formally bounded, so it should be treated as trusted-server telemetry rather than as itself differentially private, until a formal accounting (e.g., adding calibrated noise to this scalar) is added. Second, KMeans-SMOTE/ENN balancing (Section III.B) is a data-dependent transformation applied before DP-SGD training begins; because SMOTE-style interpolation can let one original record influence more than one synthetic training example, the standard per-example sensitivity assumption underlying DP-SGD's clipping bound has not been re-derived for this pipeline, and we do not claim the reported ε is a record-level guarantee with respect to the original raw transactions in the strictest sense. Both are open problems for future work, not claims we retract; we would rather state them plainly than have a reader discover the gap independently.</w:t>
+      </w:r>
+    </w:p>
+    <w:p>
+      <w:pPr>
+        <w:spacing w:after="90" w:line="232"/>
+        <w:ind w:firstLine="200"/>
+        <w:jc w:val="both"/>
+      </w:pPr>
+      <w:r>
+        <w:rPr>
+          <w:rFonts w:ascii="Times New Roman" w:cs="Times New Roman" w:eastAsia="Times New Roman" w:hAnsi="Times New Roman"/>
+          <w:sz w:val="20"/>
+          <w:szCs w:val="20"/>
+        </w:rPr>
+        <w:t xml:space="preserve">Two further limitations remain. Three seeds, while sufficient to compute a paired t-test, is a small sample whose result should be read as an initial signal (Section IV.E); a wider seed count would sharpen every number here, particularly the high-variance drift result. All results remain on one public dataset (Section IV.A); the systems-level findings are not dataset-specific claims, but have not been checked against a second dataset.</w:t>
       </w:r>
     </w:p>
     <w:p>
@@ -7806,7 +7821,7 @@
           <w:sz w:val="20"/>
           <w:szCs w:val="20"/>
         </w:rPr>
-        <w:t xml:space="preserve">We presented EBA-FFD, combining a right-sized MLP classifier with BCE loss, local class balancing, formally accounted DP, and PH-driven adaptive aggregation that damps drifting clients without excluding them. At full scale, EBA-FFD reaches F1 = 0.79 under formal DP — significantly below a non-private upper bound but significantly above acting alone — and under injected drift, adaptive aggregation substantially mitigates, though does not eliminate, the damage a drifting client causes.</w:t>
+        <w:t xml:space="preserve">We presented EBA-FFD, combining a right-sized MLP classifier with Focal Loss, local class balancing, formally accounted DP, and PH-driven adaptive aggregation that damps drifting clients without excluding them. At full scale, EBA-FFD reaches F1 = 0.79 under formal DP — significantly below a non-private upper bound but significantly above acting alone — and under injected drift, adaptive aggregation substantially mitigates, though does not eliminate, the damage a drifting client causes.</w:t>
       </w:r>
     </w:p>
     <w:p>
@@ -7821,7 +7836,7 @@
           <w:sz w:val="20"/>
           <w:szCs w:val="20"/>
         </w:rPr>
-        <w:t xml:space="preserve">Two design decisions changed directly from moving pilot to full scale: architecture (MLP confirmed, narrower margin) and loss function (Focal Loss dropped for BCE, based on full-scale evidence absent at pilot scale). We report this as a methodological finding: pilot-scale results should be treated as provisional until confirmed at full scale. Future work includes a second independent fraud dataset, additional seeds for the high-variance drift condition, and an adversarial drift-injection threat model.</w:t>
+        <w:t xml:space="preserve">One design decision changed directly from moving pilot to full scale: the classifier architecture (MLP confirmed over CNN and CNN+BiLSTM, though with a narrower margin than at pilot scale). A second is recommended but not yet incorporated into the headline results: an ablation indicates plain BCE would outperform the Focal Loss this paper's reference system still uses, evidence that was absent at pilot scale. We report both as a methodological finding: pilot-scale results should be treated as provisional until confirmed at full scale, and a validated ablation finding should not be presented as an adopted default until the full evaluation suite has actually been re-run under it. Future work includes that re-run, a second independent fraud dataset, a formal privacy analysis of the drift-detection loss signal and of DP-SGD's sensitivity assumptions under KMeans-SMOTE oversampling (Section VI), additional seeds for the high-variance drift condition, and an adversarial drift-injection threat model.</w:t>
       </w:r>
     </w:p>
     <w:p>

--- a/EBA-FFD_ICECCE2026_Paper.docx
+++ b/EBA-FFD_ICECCE2026_Paper.docx
@@ -916,7 +916,7 @@
       </w:pPr>
       <w:r>
         <w:rPr/>
-        <w:t>Results in Section V are from a full-scale run on a GPU cluster (Altair Access, NVIDIA H100): 100% of the dataset, ten communication rounds, three local epochs per round, three seeds ({42, 43, 44}), and federation sizes of 4, 8, 16, and 32 simulated banks (Dirichlet α = 0.5). Data are split approximately 70% train, 10% validation, and 20% test before any partitioning; the validation and test sets are global, held by the server, and never partitioned to banks. The expected local batch size is 256 (implied by q_k in Table II). Centralized XGBoost uses 300 trees (maximum depth 6, learning rate 0.1, subsample 0.8, column subsample 0.8); local-only XGBoost uses 150 trees (maximum depth 5); logistic regression uses balanced class weights; the non-federated baselines do not use SMOTE and rely on class weighting instead.</w:t>
+        <w:t>Results in Section V are from a full-scale run on a GPU cluster (Altair Access, NVIDIA H100): 100% of the dataset, ten communication rounds, three local epochs per round, three seeds ({42, 43, 44}), and federation sizes of 4, 8, 16, and 32 simulated banks (Dirichlet α = 0.5). Data are split approximately 70% train, 10% validation, and 20% test before any partitioning; the validation and test sets are global, held by the server, and never partitioned to banks. The expected local batch size is 256 (implied by q_k in Table II). Centralized XGBoost uses 300 trees (maximum depth 6, learning rate 0.1, subsample 0.8, column subsample 0.8); local-only XGBoost uses 150 trees (maximum depth 5); logistic regression uses balanced class weights; the non-federated baselines do not use SMOTE and rely on class weighting instead. EBA-FFD's MLP is trained with AdamW (learning rate 1e-3, weight decay 1e-4) and consists of a 30-128-64-1 fully connected stack with ReLU activations and dropout (0.3 after the first hidden layer, 0.15 after the second). KMeans-SMOTE/SMOTE use k = 5 neighbors and a target minority ratio (sampling_strategy) of 0.3; the ENN cleaning pass uses 3 neighbors. FedProx, where used, sets the proximal-term weight μ = 0.01.</w:t>
       </w:r>
     </w:p>
     <w:p>
@@ -7608,6 +7608,34 @@
       <w:r>
         <w:rPr/>
         <w:t>The authors thank the institution's GPU computing facility for providing access to the NVIDIA H100 cluster (via Altair Access) used for the full-scale evaluation reported in this paper.</w:t>
+      </w:r>
+    </w:p>
+    <w:p>
+      <w:pPr>
+        <w:pStyle w:val="Normal"/>
+        <w:spacing w:before="200" w:after="80"/>
+        <w:rPr/>
+      </w:pPr>
+      <w:r>
+        <w:rPr>
+          <w:b/>
+          <w:bCs/>
+          <w:i/>
+          <w:iCs/>
+        </w:rPr>
+        <w:t>Code Availability</w:t>
+      </w:r>
+    </w:p>
+    <w:p>
+      <w:pPr>
+        <w:pStyle w:val="Normal"/>
+        <w:spacing w:before="0" w:after="200"/>
+        <w:jc w:val="both"/>
+        <w:rPr/>
+      </w:pPr>
+      <w:r>
+        <w:rPr/>
+        <w:t>Code and configuration for EBA-FFD, including the exact hyperparameters above, are publicly available at https://github.com/coding-shlok/EBA_FFD.</w:t>
       </w:r>
     </w:p>
     <w:p>

--- a/EBA-FFD_ICECCE2026_Paper.docx
+++ b/EBA-FFD_ICECCE2026_Paper.docx
@@ -354,6 +354,147 @@
       </w:pPr>
       <w:r>
         <w:t>Each client's mean local training loss is fed into a per-client PH statistic [19]. A client whose cumulative deviation from its running mean loss exceeds a threshold (PH tolerance 0.005, threshold 0.05, forgetting factor 0.9999) is flagged as drifting, and its aggregation weight is scaled by a trust factor that decays smoothly with drift severity (steepness β = 2.0) but never falls below a floor (trust_min = 0.20). With every client's trust fixed at 1.0, this rule reduces exactly to vanilla FedAvg, which is therefore both the no-adaptation ablation arm and an independent baseline.</w:t>
+      </w:r>
+    </w:p>
+    <w:p>
+      <w:pPr/>
+      <w:r>
+        <w:rPr>
+          <w:color w:val="FF0000"/>
+        </w:rPr>
+        <w:t>The aggregation rule and trust score are defined precisely as follows, and summarized in Algorithm 1.</w:t>
+      </w:r>
+    </w:p>
+    <w:p>
+      <w:pPr>
+        <w:pStyle w:val="equation"/>
+      </w:pPr>
+      <w:r>
+        <w:rPr>
+          <w:color w:val="FF0000"/>
+        </w:rPr>
+        <w:tab/>
+        <w:t>w_{t+1} = Σ_{k=1}^{K} [n_k·τ_k / Σ_j n_j·τ_j] · w_{t+1}^{(k)}</w:t>
+        <w:tab/>
+        <w:t>(1)</w:t>
+      </w:r>
+    </w:p>
+    <w:p>
+      <w:pPr>
+        <w:pStyle w:val="equation"/>
+      </w:pPr>
+      <w:r>
+        <w:rPr>
+          <w:color w:val="FF0000"/>
+        </w:rPr>
+        <w:tab/>
+        <w:t>τ_k = clip(exp(−β · severity_k), τ_min, 1),   severity_k = PH_k / λ</w:t>
+        <w:tab/>
+        <w:t>(2)</w:t>
+      </w:r>
+    </w:p>
+    <w:p>
+      <w:pPr>
+        <w:pStyle w:val="tablecaption"/>
+      </w:pPr>
+      <w:r>
+        <w:rPr>
+          <w:b/>
+          <w:color w:val="FF0000"/>
+        </w:rPr>
+        <w:t>Algorithm 1. EBA-FFD Adaptive Aggregation.</w:t>
+      </w:r>
+    </w:p>
+    <w:p>
+      <w:pPr>
+        <w:ind w:left="360"/>
+      </w:pPr>
+      <w:r>
+        <w:rPr>
+          <w:color w:val="FF0000"/>
+        </w:rPr>
+        <w:t>1: for each round t = 1, ..., T do</w:t>
+      </w:r>
+      <w:r>
+        <w:br/>
+      </w:r>
+      <w:r>
+        <w:rPr>
+          <w:color w:val="FF0000"/>
+        </w:rPr>
+        <w:t>2:     Server broadcasts global weights w_t to all clients</w:t>
+      </w:r>
+      <w:r>
+        <w:br/>
+      </w:r>
+      <w:r>
+        <w:rPr>
+          <w:color w:val="FF0000"/>
+        </w:rPr>
+        <w:t>3:     for each client k = 1, ..., K in parallel do</w:t>
+      </w:r>
+      <w:r>
+        <w:br/>
+      </w:r>
+      <w:r>
+        <w:rPr>
+          <w:color w:val="FF0000"/>
+        </w:rPr>
+        <w:t>4:         Client k runs local DP-SGD training, returning updated weights w_{t+1}^{(k)} and mean local loss ℓ_k</w:t>
+      </w:r>
+      <w:r>
+        <w:br/>
+      </w:r>
+      <w:r>
+        <w:rPr>
+          <w:color w:val="FF0000"/>
+        </w:rPr>
+        <w:t>5:         Client k's Page-Hinkley statistic PH_k is updated from ℓ_k</w:t>
+      </w:r>
+      <w:r>
+        <w:br/>
+      </w:r>
+      <w:r>
+        <w:rPr>
+          <w:color w:val="FF0000"/>
+        </w:rPr>
+        <w:t>6:         severity_k ← PH_k / λ</w:t>
+      </w:r>
+      <w:r>
+        <w:br/>
+      </w:r>
+      <w:r>
+        <w:rPr>
+          <w:color w:val="FF0000"/>
+        </w:rPr>
+        <w:t>7:         τ_k ← clip(exp(−β · severity_k), τ_min, 1)      ⊳ trust score, Eq. (2)</w:t>
+      </w:r>
+      <w:r>
+        <w:br/>
+      </w:r>
+      <w:r>
+        <w:rPr>
+          <w:color w:val="FF0000"/>
+        </w:rPr>
+        <w:t>8:     end for</w:t>
+      </w:r>
+      <w:r>
+        <w:br/>
+      </w:r>
+      <w:r>
+        <w:rPr>
+          <w:color w:val="FF0000"/>
+        </w:rPr>
+        <w:t>9:     Server aggregates: w_{t+1} ← Σ_k [n_k·τ_k / Σ_j n_j·τ_j] · w_{t+1}^{(k)}      ⊳ Eq. (1)</w:t>
+      </w:r>
+      <w:r>
+        <w:br/>
+      </w:r>
+      <w:r>
+        <w:rPr>
+          <w:color w:val="FF0000"/>
+        </w:rPr>
+        <w:t>10: end for</w:t>
       </w:r>
     </w:p>
     <w:p>

--- a/EBA-FFD_ICECCE2026_Paper.docx
+++ b/EBA-FFD_ICECCE2026_Paper.docx
@@ -359,9 +359,7 @@
     <w:p>
       <w:pPr/>
       <w:r>
-        <w:rPr>
-          <w:color w:val="FF0000"/>
-        </w:rPr>
+        <w:rPr/>
         <w:t>The aggregation rule and trust score are defined precisely as follows, and summarized in Algorithm 1.</w:t>
       </w:r>
     </w:p>
@@ -370,9 +368,7 @@
         <w:pStyle w:val="equation"/>
       </w:pPr>
       <w:r>
-        <w:rPr>
-          <w:color w:val="FF0000"/>
-        </w:rPr>
+        <w:rPr/>
         <w:tab/>
         <w:t>w_{t+1} = Σ_{k=1}^{K} [n_k·τ_k / Σ_j n_j·τ_j] · w_{t+1}^{(k)}</w:t>
         <w:tab/>
@@ -384,9 +380,7 @@
         <w:pStyle w:val="equation"/>
       </w:pPr>
       <w:r>
-        <w:rPr>
-          <w:color w:val="FF0000"/>
-        </w:rPr>
+        <w:rPr/>
         <w:tab/>
         <w:t>τ_k = clip(exp(−β · severity_k), τ_min, 1),   severity_k = PH_k / λ</w:t>
         <w:tab/>
@@ -400,100 +394,97 @@
       <w:r>
         <w:rPr>
           <w:b/>
-          <w:color w:val="FF0000"/>
         </w:rPr>
         <w:t>Algorithm 1. EBA-FFD Adaptive Aggregation.</w:t>
       </w:r>
     </w:p>
     <w:p>
       <w:pPr>
+        <w:spacing w:after="0"/>
         <w:ind w:left="360"/>
       </w:pPr>
       <w:r>
-        <w:rPr>
-          <w:color w:val="FF0000"/>
-        </w:rPr>
-        <w:t>1: for each round t = 1, ..., T do</w:t>
-      </w:r>
-      <w:r>
-        <w:br/>
-      </w:r>
-      <w:r>
-        <w:rPr>
-          <w:color w:val="FF0000"/>
-        </w:rPr>
-        <w:t>2:     Server broadcasts global weights w_t to all clients</w:t>
-      </w:r>
-      <w:r>
-        <w:br/>
-      </w:r>
-      <w:r>
-        <w:rPr>
-          <w:color w:val="FF0000"/>
-        </w:rPr>
-        <w:t>3:     for each client k = 1, ..., K in parallel do</w:t>
-      </w:r>
-      <w:r>
-        <w:br/>
-      </w:r>
-      <w:r>
-        <w:rPr>
-          <w:color w:val="FF0000"/>
-        </w:rPr>
-        <w:t>4:         Client k runs local DP-SGD training, returning updated weights w_{t+1}^{(k)} and mean local loss ℓ_k</w:t>
-      </w:r>
-      <w:r>
-        <w:br/>
-      </w:r>
-      <w:r>
-        <w:rPr>
-          <w:color w:val="FF0000"/>
-        </w:rPr>
-        <w:t>5:         Client k's Page-Hinkley statistic PH_k is updated from ℓ_k</w:t>
-      </w:r>
-      <w:r>
-        <w:br/>
-      </w:r>
-      <w:r>
-        <w:rPr>
-          <w:color w:val="FF0000"/>
-        </w:rPr>
-        <w:t>6:         severity_k ← PH_k / λ</w:t>
-      </w:r>
-      <w:r>
-        <w:br/>
-      </w:r>
-      <w:r>
-        <w:rPr>
-          <w:color w:val="FF0000"/>
-        </w:rPr>
-        <w:t>7:         τ_k ← clip(exp(−β · severity_k), τ_min, 1)      ⊳ trust score, Eq. (2)</w:t>
-      </w:r>
-      <w:r>
-        <w:br/>
-      </w:r>
-      <w:r>
-        <w:rPr>
-          <w:color w:val="FF0000"/>
-        </w:rPr>
-        <w:t>8:     end for</w:t>
-      </w:r>
-      <w:r>
-        <w:br/>
-      </w:r>
-      <w:r>
-        <w:rPr>
-          <w:color w:val="FF0000"/>
-        </w:rPr>
-        <w:t>9:     Server aggregates: w_{t+1} ← Σ_k [n_k·τ_k / Σ_j n_j·τ_j] · w_{t+1}^{(k)}      ⊳ Eq. (1)</w:t>
-      </w:r>
-      <w:r>
-        <w:br/>
-      </w:r>
-      <w:r>
-        <w:rPr>
-          <w:color w:val="FF0000"/>
-        </w:rPr>
+        <w:t>1:  for each round t = 1, ..., T do</w:t>
+      </w:r>
+    </w:p>
+    <w:p>
+      <w:pPr>
+        <w:spacing w:after="0"/>
+        <w:ind w:left="720"/>
+      </w:pPr>
+      <w:r>
+        <w:t>2:      Server broadcasts global weights w_t to all clients</w:t>
+      </w:r>
+    </w:p>
+    <w:p>
+      <w:pPr>
+        <w:spacing w:after="0"/>
+        <w:ind w:left="720"/>
+      </w:pPr>
+      <w:r>
+        <w:t>3:      for each client k = 1, ..., K in parallel do</w:t>
+      </w:r>
+    </w:p>
+    <w:p>
+      <w:pPr>
+        <w:spacing w:after="0"/>
+        <w:ind w:left="1080"/>
+      </w:pPr>
+      <w:r>
+        <w:t>4:          Client k runs local DP-SGD training, returning updated weights w_{t+1}^{(k)} and mean local loss ℓ_k</w:t>
+      </w:r>
+    </w:p>
+    <w:p>
+      <w:pPr>
+        <w:spacing w:after="0"/>
+        <w:ind w:left="1080"/>
+      </w:pPr>
+      <w:r>
+        <w:t>5:          Client k's Page-Hinkley statistic PH_k is updated from ℓ_k</w:t>
+      </w:r>
+    </w:p>
+    <w:p>
+      <w:pPr>
+        <w:spacing w:after="0"/>
+        <w:ind w:left="1080"/>
+      </w:pPr>
+      <w:r>
+        <w:t>6:          severity_k ← PH_k / λ</w:t>
+      </w:r>
+    </w:p>
+    <w:p>
+      <w:pPr>
+        <w:spacing w:after="0"/>
+        <w:ind w:left="1080"/>
+      </w:pPr>
+      <w:r>
+        <w:t>7:          τ_k ← clip(exp(−β · severity_k), τ_min, 1)      ⊳ trust score, Eq. (2)</w:t>
+      </w:r>
+    </w:p>
+    <w:p>
+      <w:pPr>
+        <w:spacing w:after="0"/>
+        <w:ind w:left="720"/>
+      </w:pPr>
+      <w:r>
+        <w:t>8:      end for</w:t>
+      </w:r>
+    </w:p>
+    <w:p>
+      <w:pPr>
+        <w:spacing w:after="0"/>
+        <w:ind w:left="720"/>
+      </w:pPr>
+      <w:r>
+        <w:t>9:      Server aggregates: w_{t+1} ← Σ_k [n_k·τ_k / Σ_j n_j·τ_j] · w_{t+1}^{(k)}      ⊳ Eq. (1)</w:t>
+      </w:r>
+    </w:p>
+    <w:p>
+      <w:pPr>
+        <w:spacing w:after="0"/>
+        <w:ind w:left="360"/>
+      </w:pPr>
+      <w:r>
         <w:t>10: end for</w:t>
       </w:r>
     </w:p>

--- a/EBA-FFD_ICECCE2026_Paper.docx
+++ b/EBA-FFD_ICECCE2026_Paper.docx
@@ -509,6 +509,25 @@
     </w:p>
     <w:p>
       <w:pPr>
+        <w:pStyle w:val="heading2"/>
+        <w:numPr>
+          <w:numId w:val="0"/>
+        </w:numPr>
+      </w:pPr>
+      <w:r>
+        <w:t>3.8 Explainability</w:t>
+      </w:r>
+    </w:p>
+    <w:p>
+      <w:pPr>
+        <w:pStyle w:val="p1a"/>
+      </w:pPr>
+      <w:r>
+        <w:t>To support the explainability contribution, we apply post-hoc explanation methods to the trained global model once federated training completes: Kernel SHAP (with a DeepExplainer attempt first) for global feature importance across the test set, and LIME for per-transaction local explanations of individual fraud predictions. Both operate on the aggregated global model only, after training finishes; they are not part of the DP-SGD training loop, and their release is not itself analyzed under the (ε, δ) guarantee, consistent with the scope drawn in Section 3.6 and Section 6. This is model-level explainability, not federated explainability: explanations are not aggregated or compared across clients, and only the already-trained global model is queried, never a client's raw local data.</w:t>
+      </w:r>
+    </w:p>
+    <w:p>
+      <w:pPr>
         <w:pStyle w:val="heading1"/>
         <w:numPr>
           <w:numId w:val="0"/>
@@ -4557,6 +4576,84 @@
       </w:pPr>
       <w:r>
         <w:t>Fig. 4. Recall, F1, PR-AUC, mean DP noise, and wall-clock time per round as federation size increases (full scale, 4-32 banks).</w:t>
+      </w:r>
+    </w:p>
+    <w:p>
+      <w:pPr>
+        <w:pStyle w:val="heading2"/>
+        <w:numPr>
+          <w:numId w:val="0"/>
+        </w:numPr>
+      </w:pPr>
+      <w:r>
+        <w:t>5.5 Explainability Results</w:t>
+      </w:r>
+    </w:p>
+    <w:p>
+      <w:pPr>
+        <w:pStyle w:val="p1a"/>
+      </w:pPr>
+      <w:r>
+        <w:t>Figure 5 shows global SHAP feature importance (Kernel SHAP, 50 background samples) for the full-scale global model. V14 and V12 dominate, followed by V17, V16, V4, V8, and V11, consistent with prior published analyses of this dataset. Per-transaction LIME explanations corroborate this ranking at the instance level: across five inspected fraud cases, V14 and V4 are the most frequent top local contributors, matching the global ranking rather than contradicting it.</w:t>
+      </w:r>
+    </w:p>
+    <w:p>
+      <w:pPr>
+        <w:jc w:val="center"/>
+      </w:pPr>
+      <w:r>
+        <w:drawing>
+          <wp:inline xmlns:a="http://schemas.openxmlformats.org/drawingml/2006/main" xmlns:pic="http://schemas.openxmlformats.org/drawingml/2006/picture">
+            <wp:extent cx="5029200" cy="3188346"/>
+            <wp:docPr id="5" name="Picture 5"/>
+            <wp:cNvGraphicFramePr>
+              <a:graphicFrameLocks noChangeAspect="1"/>
+            </wp:cNvGraphicFramePr>
+            <a:graphic>
+              <a:graphicData uri="http://schemas.openxmlformats.org/drawingml/2006/picture">
+                <pic:pic>
+                  <pic:nvPicPr>
+                    <pic:cNvPr id="0" name="shap_global_kernel.png"/>
+                    <pic:cNvPicPr/>
+                  </pic:nvPicPr>
+                  <pic:blipFill>
+                    <a:blip r:embed="rId13"/>
+                    <a:stretch>
+                      <a:fillRect/>
+                    </a:stretch>
+                  </pic:blipFill>
+                  <pic:spPr>
+                    <a:xfrm>
+                      <a:off x="0" y="0"/>
+                      <a:ext cx="5029200" cy="3188346"/>
+                    </a:xfrm>
+                    <a:prstGeom prst="rect"/>
+                  </pic:spPr>
+                </pic:pic>
+              </a:graphicData>
+            </a:graphic>
+          </wp:inline>
+        </w:drawing>
+      </w:r>
+    </w:p>
+    <w:p>
+      <w:pPr>
+        <w:pStyle w:val="figurecaption"/>
+        <w:jc w:val="center"/>
+      </w:pPr>
+      <w:r>
+        <w:rPr>
+          <w:i w:val="0"/>
+        </w:rPr>
+        <w:t>Fig. 5. Global SHAP feature importance for the trained global model (full-scale, seed 42).</w:t>
+      </w:r>
+    </w:p>
+    <w:p>
+      <w:pPr>
+        <w:pStyle w:val="tablecaption"/>
+      </w:pPr>
+      <w:r>
+        <w:t>* This checkpoint is a single full-scale training run (seed 42) using the reported configuration; its individual F1 (0.7802) differs slightly from the 3-seed mean in Table 1 (0.7936) due to ordinary seed variance.</w:t>
       </w:r>
     </w:p>
     <w:p>

--- a/EBA-FFD_ICECCE2026_Paper.docx
+++ b/EBA-FFD_ICECCE2026_Paper.docx
@@ -7,7 +7,7 @@
         <w:pStyle w:val="papertitle"/>
       </w:pPr>
       <w:r>
-        <w:t>EBA-FFD: Explainable, Balanced and Adaptive Federated Fraud Detection under Differential Privacy and Concept Drift</w:t>
+        <w:t>EBA-FFD: Explainable, Balanced and Adaptive Federated Fraud Detection under Differential Privacy and Client-Side Label Corruption</w:t>
       </w:r>
     </w:p>
     <w:p>
@@ -62,7 +62,7 @@
         <w:t xml:space="preserve">Keywords: </w:t>
       </w:r>
       <w:r>
-        <w:t>federated learning; differential privacy; concept drift; fraud detection; class imbalance; adaptive aggregation; non-IID data</w:t>
+        <w:t>federated learning; differential privacy; label corruption; fraud detection; class imbalance; adaptive aggregation; non-IID data</w:t>
       </w:r>
     </w:p>
     <w:p>
